--- a/presentation/output/RainForest_Virtual_Proving_Ground_Speaker_Script.docx
+++ b/presentation/output/RainForest_Virtual_Proving_Ground_Speaker_Script.docx
@@ -339,7 +339,7 @@
           <w:color w:val="167A55"/>
           <w:sz w:val="19"/>
         </w:rPr>
-        <w:t>https://rainforest-virtual-proving-ground.dimitribolt.chatgpt.site/</w:t>
+        <w:t>https://rainforest-virtual-proving-ground.bolt.linkpc.net/</w:t>
       </w:r>
     </w:p>
     <w:p>
@@ -375,7 +375,7 @@
           <w:b/>
           <w:sz w:val="23"/>
         </w:rPr>
-        <w:t>Thesis: a control strategy has operational meaning only when its consequences can be tested against validated dynamics, constraints, and uncertainty.</w:t>
+        <w:t>Thesis: a shared simulation environment would support existing climate-control research and help students test, understand, and improve their projects.</w:t>
       </w:r>
     </w:p>
     <w:tbl>
@@ -443,7 +443,7 @@
                 <w:b/>
                 <w:sz w:val="20"/>
               </w:rPr>
-              <w:t>Problem</w:t>
+              <w:t>Research support</w:t>
             </w:r>
           </w:p>
         </w:tc>
@@ -468,7 +468,7 @@
                 <w:rFonts w:ascii="Arimo" w:hAnsi="Arimo"/>
                 <w:sz w:val="19"/>
               </w:rPr>
-              <w:t>Optimization can generate schedules, but there is no defensible way to test their consequences yet.</w:t>
+              <w:t>Existing research groups bring strategies and questions for additional scenario testing alongside their own analyses.</w:t>
             </w:r>
           </w:p>
         </w:tc>
@@ -526,7 +526,7 @@
                 <w:b/>
                 <w:sz w:val="20"/>
               </w:rPr>
-              <w:t>Missing map</w:t>
+              <w:t>Scenario models</w:t>
             </w:r>
           </w:p>
         </w:tc>
@@ -551,7 +551,7 @@
                 <w:rFonts w:ascii="Arimo" w:hAnsi="Arimo"/>
                 <w:sz w:val="19"/>
               </w:rPr>
-              <w:t>A validated forward model connects 64 controls and context to the next 36-channel climate state.</w:t>
+              <w:t>Forward models estimate the response of 36 climate channels to 64 controls, with explicit assumptions and validation limits.</w:t>
             </w:r>
           </w:p>
         </w:tc>
@@ -775,7 +775,7 @@
                 <w:b/>
                 <w:sz w:val="20"/>
               </w:rPr>
-              <w:t>Scale the work</w:t>
+              <w:t>Student learning</w:t>
             </w:r>
           </w:p>
         </w:tc>
@@ -800,7 +800,7 @@
                 <w:rFonts w:ascii="Arimo" w:hAnsi="Arimo"/>
                 <w:sz w:val="19"/>
               </w:rPr>
-              <w:t>Common scenarios support hackathons, mini-research, comparable results, and publication candidates.</w:t>
+              <w:t>Students test their projects, interpret results with faculty feedback, and refine their designs. Research events can extend this learning.</w:t>
             </w:r>
           </w:p>
         </w:tc>
@@ -952,12 +952,13 @@
         <w:pStyle w:val="Heading1"/>
       </w:pPr>
       <w:r>
-        <w:t>Act I — Why a simulator is necessary</w:t>
+        <w:t>Act I — Supporting climate research</w:t>
       </w:r>
     </w:p>
     <w:p>
       <w:pPr>
         <w:pStyle w:val="Heading2"/>
+        <w:spacing w:before="80"/>
       </w:pPr>
       <w:r>
         <w:t>Slide 1 — Virtual Proving Ground for RainForest Climate Strategies</w:t>
@@ -965,7 +966,7 @@
     </w:p>
     <w:p>
       <w:pPr>
-        <w:spacing w:after="80"/>
+        <w:spacing w:after="60"/>
       </w:pPr>
       <w:r>
         <w:rPr>
@@ -974,7 +975,7 @@
           <w:color w:val="167A55"/>
           <w:sz w:val="16"/>
         </w:rPr>
-        <w:t>TIME  0:55   •   STAGE CUE  Open slowly. Pause after the first sentence; end on the exact decision request.</w:t>
+        <w:t>TIME  0:55   •   STAGE CUE  Acknowledge existing research. Introduce student learning, then the PoC request.</w:t>
       </w:r>
     </w:p>
     <w:p>
@@ -997,7 +998,7 @@
           <w:color w:val="5E7068"/>
           <w:sz w:val="17"/>
         </w:rPr>
-        <w:t>64 scheduled controls · 36 climate channels · Offline evaluation before operator review</w:t>
+        <w:t>64 scheduled controls · 36 climate channels · Supporting climate research and student learning</w:t>
       </w:r>
     </w:p>
     <w:p>
@@ -1009,20 +1010,21 @@
           <w:rFonts w:ascii="Arimo" w:hAnsi="Arimo"/>
           <w:sz w:val="20"/>
         </w:rPr>
-        <w:t>Every optimal-control strategy for the RainForest is operationally incomplete until we can test its consequences. Today, a researcher can propose a sophisticated sequence of setpoints, fan commands, valve positions, and damper commands. The missing capability is a safe place to ask what that sequence will do to temperature, humidity, energy demand, and equipment stress before a real air handler receives it. I am proposing a Virtual Proving Ground for Biosphere 2. It would accept a scheduled strategy with 64 control values, simulate the response across 36 RainForest climate channels, expose constraint violations and uncertainty, and return evidence for human review. The decision I am asking for is a scoped, offline, sixteen-week Proof of Concept.</w:t>
+        <w:t>Research groups are already developing climate-control strategies for Biosphere 2. I propose a shared simulation environment to support their work through additional scenario testing and reproducible evaluation. The same environment would help students test their projects, interpret the results, and refine their control designs. This Virtual Proving Ground would accept a scheduled strategy with 64 control values and simulate its response across 36 RainForest climate channels. Teams could explore climate and energy outcomes, with uncertainty and operating limits visible in each result. Strategy authors would retain ownership of their methods, and Biosphere 2 operations would retain authority over field studies. I am asking for a scoped, offline, sixteen-week Proof of Concept.</w:t>
       </w:r>
     </w:p>
     <w:p>
       <w:pPr>
         <w:pStyle w:val="Heading2"/>
+        <w:spacing w:before="80"/>
       </w:pPr>
       <w:r>
-        <w:t>Slide 2 — Optimal control without validated dynamics</w:t>
+        <w:t>Slide 2 — Shared evaluation of climate strategies</w:t>
       </w:r>
     </w:p>
     <w:p>
       <w:pPr>
-        <w:spacing w:after="80"/>
+        <w:spacing w:after="60"/>
       </w:pPr>
       <w:r>
         <w:rPr>
@@ -1031,7 +1033,7 @@
           <w:color w:val="167A55"/>
           <w:sz w:val="16"/>
         </w:rPr>
-        <w:t>TIME  1:15   •   STAGE CUE  Point to the question mark. Stress that the problem is validation, not a shortage of algorithms.</w:t>
+        <w:t>TIME  1:15   •   STAGE CUE  Trace the workflow. Describe additional testing alongside each team's evidence.</w:t>
       </w:r>
     </w:p>
     <w:p>
@@ -1054,7 +1056,7 @@
           <w:color w:val="5E7068"/>
           <w:sz w:val="17"/>
         </w:rPr>
-        <w:t>A controller proposes actions · The facility response remains uncertain · Direct trial carries operational risk</w:t>
+        <w:t>Strategies from research groups · Shared simulation scenarios · Results for team discussion</w:t>
       </w:r>
     </w:p>
     <w:p>
@@ -1066,20 +1068,21 @@
           <w:rFonts w:ascii="Arimo" w:hAnsi="Arimo"/>
           <w:sz w:val="20"/>
         </w:rPr>
-        <w:t>The central problem is not a shortage of optimization algorithms. We already know how to formulate PID control, model predictive control, and reinforcement learning. The central problem is that the RainForest does not yet have a validated forward model for testing these methods under common conditions. In optimal control, the objective function and its Lagrangian or Hamiltonian only become useful after we define the system dynamics, constraints, disturbances, and measurable state. Without those pieces, an optimizer can still produce numbers, but we cannot interpret those numbers as a reliable operating strategy. The problem resembles designing a route without a map of how the vehicle moves. The algorithm may be mathematically correct and still recommend a path that the real system cannot follow. A simulator supplies the missing map and creates a defensible boundary between mathematical invention and operational experimentation.</w:t>
+        <w:t>The proposed platform would build on the climate-control research already underway. Research groups would bring their strategies and research questions to a shared set of scenarios. Together with domain experts, they could choose initial conditions, weather cases, and performance measures relevant to each study. The simulator would return trajectories and uncertainty estimates for discussion by the teams. Authors could use those results alongside their own analyses, models, and experimental evidence. A common record of inputs and assumptions would make additional comparisons easier to reproduce. Students could use the same workflow to understand how their designs behave under different conditions. The contribution is an additional research and teaching tool. Its results would describe behavior within the tested model and scenarios, with the model's own validation limits stated explicitly.</w:t>
       </w:r>
     </w:p>
     <w:p>
       <w:pPr>
         <w:pStyle w:val="Heading2"/>
+        <w:spacing w:before="80"/>
       </w:pPr>
       <w:r>
-        <w:t>Slide 3 — The missing forward model</w:t>
+        <w:t>Slide 3 — Forward models for scenario testing</w:t>
       </w:r>
     </w:p>
     <w:p>
       <w:pPr>
-        <w:spacing w:after="80"/>
+        <w:spacing w:after="60"/>
       </w:pPr>
       <w:r>
         <w:rPr>
@@ -1123,20 +1126,21 @@
           <w:rFonts w:ascii="Arimo" w:hAnsi="Arimo"/>
           <w:sz w:val="20"/>
         </w:rPr>
-        <w:t>This is the mathematical core. Let x sub k denote the measured climate state and u sub k denote the 64-component control vector at one simulation step. Weather and other external context enter through w sub k. The simulator estimates the next state through a forward map, x sub k plus one equals F theta of x sub k, u sub k, and w sub k. Once that map exists, we can evaluate a strategy against an objective that combines climate deviation, energy use, and equipment wear while enforcing hard limits. The exact form of F theta is not predetermined. It may be a gray-box state-space model, a temporal machine-learning model, a physics model, or a hybrid. What matters is a validated contract: given the same initial condition, action schedule, and context, each candidate engine must return comparable trajectories, uncertainty, constraint flags, and diagnostics.</w:t>
+        <w:t>This equation describes the forward-simulation step proposed for our platform. Let x sub k denote the measured climate state and u sub k denote the 64-component control vector. Weather and other external context enter through w sub k. The engine estimates the next state through a forward map, x sub k plus one equals F theta of x sub k, u sub k, and w sub k. The resulting trajectories support scenario comparisons using agreed climate, energy, and equipment measures. F theta could represent a gray-box, temporal machine-learning, physics, or hybrid model. The interface could also accommodate a model contributed by a research group. Each engine would document its assumptions and validation evidence. Comparable outputs would include trajectories, uncertainty, constraint flags, and diagnostics for the same inputs.</w:t>
       </w:r>
     </w:p>
     <w:p>
       <w:pPr>
         <w:pStyle w:val="Heading2"/>
+        <w:spacing w:before="80"/>
       </w:pPr>
       <w:r>
-        <w:t>Slide 4 — Operational risk of direct experimentation</w:t>
+        <w:t>Slide 4 — Support for planning field studies</w:t>
       </w:r>
     </w:p>
     <w:p>
       <w:pPr>
-        <w:spacing w:after="80"/>
+        <w:spacing w:after="60"/>
       </w:pPr>
       <w:r>
         <w:rPr>
@@ -1145,7 +1149,7 @@
           <w:color w:val="167A55"/>
           <w:sz w:val="16"/>
         </w:rPr>
-        <w:t>TIME  1:05   •   STAGE CUE  Pause on 26 and about 20. Say that these figures establish facility context, not algorithm-specific risk.</w:t>
+        <w:t>TIME  1:05   •   STAGE CUE  Explain the facility context and joint planning by researchers and operators.</w:t>
       </w:r>
     </w:p>
     <w:p>
@@ -1168,7 +1172,7 @@
           <w:color w:val="5E7068"/>
           <w:sz w:val="17"/>
         </w:rPr>
-        <w:t>Thermal and moisture inertia hide delayed effects · A safe local action can create a later system-level violation · Biosphere 2 depends on continuous environmental support</w:t>
+        <w:t>Climate responses include delays and equipment interactions · Researchers and operators define scenarios together · Biosphere 2 depends on continuous environmental support</w:t>
       </w:r>
     </w:p>
     <w:p>
@@ -1180,7 +1184,7 @@
           <w:rFonts w:ascii="Arimo" w:hAnsi="Arimo"/>
           <w:sz w:val="20"/>
         </w:rPr>
-        <w:t>Testing a new strategy directly on the biome is the wrong first experiment. Climate responses have delays. A setpoint change that looks harmless in the first few minutes may affect canopy temperature or relative humidity much later. Interactions among air handlers, fans, valves, and outdoor conditions make isolated intuition unreliable. Biosphere 2 describes a facility supported by twenty-six air handlers and notes that loss of power on a sunny day could irreparably damage biomes within about twenty minutes. That statement does not quantify the risk of a control algorithm, but it shows why environmental support deserves conservative testing. The Virtual Proving Ground would keep early experimentation offline. Operators would see predicted trajectories, confidence ranges, and violations before deciding whether any strategy deserves a controlled real-world trial.</w:t>
+        <w:t>Offline scenario testing could help researchers and operators prepare field studies together. Climate responses involve delays and interactions among air handlers, fans, valves, and outdoor conditions. Simulation would offer another way to explore these effects when discussing operating limits and monitoring plans. Biosphere 2 describes a facility supported by twenty-six air handlers and notes that loss of power on a sunny day could irreparably damage biomes within about twenty minutes. These figures describe the facility's environmental support. They do not measure the risk of a particular strategy or assess any research group's methods. Our proposed testbed would remain offline. Researchers and operators could review its predicted trajectories and uncertainty alongside other evidence when planning separately authorized field studies.</w:t>
       </w:r>
     </w:p>
     <w:p>
@@ -1282,7 +1286,7 @@
           <w:rFonts w:ascii="Arimo" w:hAnsi="Arimo"/>
           <w:sz w:val="20"/>
         </w:rPr>
-        <w:t>The architecture has a simple separation of responsibilities. A student, researcher, or engineering team creates a strategy outside the platform. The strategy enters as a timestamped schedule of complete 64-value control vectors. The platform validates units, bounds, timestamps, and missing values. It then combines the schedule with an initial climate state and a weather or operating scenario. A selected simulation engine advances the 36-channel climate state through time. The evaluation layer calculates climate error, energy indicators, stability, constraint violations, and uncertainty. Finally, the interface lets an operator inspect the evidence and compare strategies. The platform does not generate, optimize, or silently rewrite the submitted strategy. It creates a consistent proving ground. This separation makes results reproducible and keeps authority with Biosphere 2 operations.</w:t>
+        <w:t>The architecture supports a shared workflow with clear responsibilities. A student, researcher, or engineering team creates a strategy outside the platform. The strategy enters as a timestamped schedule of complete 64-value control vectors. The platform checks units, bounds, timestamps, and missing values. It then combines the schedule with an initial climate state and a weather or operating scenario. A selected simulation engine advances the 36-channel climate state through time. The evaluation layer calculates climate error, energy indicators, stability, constraint violations, and uncertainty. The interface lets authors and operators inspect the results together. Strategy authors retain control of their methods. The platform does not generate, optimize, or silently rewrite submissions. A versioned run record supports reproducible research, while Biosphere 2 operations retains authority over facility use.</w:t>
       </w:r>
     </w:p>
     <w:p>
@@ -1441,7 +1445,7 @@
           <w:color w:val="5E7068"/>
           <w:sz w:val="17"/>
         </w:rPr>
-        <w:t>https://rainforest-virtual-proving-ground.dimitribolt.chatgpt.site/</w:t>
+        <w:t>https://rainforest-virtual-proving-ground.bolt.linkpc.net/</w:t>
       </w:r>
     </w:p>
     <w:p>
@@ -1498,7 +1502,7 @@
           <w:rFonts w:ascii="Arimo" w:hAnsi="Arimo"/>
           <w:sz w:val="20"/>
         </w:rPr>
-        <w:t>A simulator should return more than a colored model. The first output is the full 36-channel trajectory so we can see spatial differences among the four towers and vertical sensor levels. The second is a time series for any selected point, together with target bands and hard limits. The third is a scorecard for energy, climate performance, and stability. The fourth is uncertainty. If the engine has little support for a proposed control combination or weather condition, the interface must say so. Finally, every warning needs a reason that a reviewer can trace to a channel, timestamp, threshold, and input schedule. This design turns a simulation from a visual presentation into an auditable experiment. It also gives researchers a precise target: improve prediction and uncertainty while preserving the same external evaluation contract.</w:t>
+        <w:t>The interface would help teams interpret each simulation result. The first output is the full 36-channel trajectory so we can see spatial differences among the four towers and vertical sensor levels. The second is a time series for any selected point, together with target bands and hard limits. The third is a scorecard for energy, climate performance, and stability. The fourth is uncertainty. If the engine has little support for a proposed control combination or weather condition, the interface must say so. Every warning needs a reason that a reviewer can trace to a channel, timestamp, threshold, and input schedule. These details would help researchers discuss the modeled behavior and help students understand their project results. A flag identifies a condition within that simulation, subject to the engine's assumptions and limitations.</w:t>
       </w:r>
     </w:p>
     <w:p>
@@ -1635,7 +1639,7 @@
           <w:rFonts w:ascii="Arimo" w:hAnsi="Arimo"/>
           <w:sz w:val="20"/>
         </w:rPr>
-        <w:t>The interface should not depend on a single mathematical engine. The platform calls a stable simulation contract. The input contains the initial 36-channel state, the 64-control schedule, weather and other context, plus the simulation horizon. The output contains predicted trajectories, uncertainty, constraint events, energy indicators, and diagnostic information. One engine may be an LSTM trained on synchronized historical data. Another may be a state-space model that exposes physical coefficients. A later engine may wrap EnergyPlus, Modelica, or a hybrid model. Because the contract remains stable, the same scenario and strategy can run through several engines. We can compare accuracy, computation time, interpretability, and uncertainty without rewriting the user interface or the student competition. Model selection becomes an evidence-based module decision rather than a permanent architectural bet.</w:t>
+        <w:t>A stable simulation contract would allow research groups to contribute different engines through a common interface. The input contains the initial 36-channel state, the 64-control schedule, weather and other context, plus the simulation horizon. The output contains predicted trajectories, uncertainty, constraint events, energy indicators, and diagnostic information. One engine may be an LSTM trained on synchronized historical data. Another may be a state-space model that exposes physical coefficients. An adapter may wrap EnergyPlus, Modelica, or a hybrid model. Teams could run the same scenario and strategy through several engines and discuss differences in the results. Each model would retain its documented assumptions, version, and attribution. Our PoC would evaluate candidate engines for its intended use while keeping the strategy interface and teaching workflow stable.</w:t>
       </w:r>
     </w:p>
     <w:p>
@@ -1714,7 +1718,7 @@
           <w:rFonts w:ascii="Arimo" w:hAnsi="Arimo"/>
           <w:sz w:val="20"/>
         </w:rPr>
-        <w:t>Four model families deserve an initial benchmark. A gray-box state-space model offers interpretable time constants and can work with less data, but it may miss complex nonlinear interactions. A temporal machine-learning model such as an LSTM can learn delays and nonlinear behavior from historical sequences, but it needs synchronized controls, sensors, and context, and it requires careful out-of-distribution checks. A physics-based model in EnergyPlus or Modelica can represent envelopes and HVAC components explicitly, but calibration for a unique biome can be labor intensive. A hybrid model can impose physical structure and learn the residual behavior that the simplified physics misses. The Proof of Concept should not promise that one family will win. It should define test windows, error metrics, uncertainty checks, and computational requirements, then select the simplest engine that meets the operational use case.</w:t>
+        <w:t>Our initial benchmark could include four complementary model families. A gray-box state-space model offers interpretable time constants and can work with less data, but it may miss complex nonlinear interactions. A temporal machine-learning model such as an LSTM can learn delays and nonlinear behavior from historical sequences, but it needs synchronized controls, sensors, and context, and it requires careful out-of-distribution checks. A physics-based model in EnergyPlus or Modelica can represent envelopes and HVAC components explicitly, but calibration for a unique biome can be labor intensive. A hybrid model can impose physical structure and learn the residual behavior that the simplified physics misses. The Proof of Concept should not promise that one family will win. It should define test windows, error metrics, uncertainty checks, and computational requirements, then select the simplest engine that meets the operational use case.</w:t>
       </w:r>
     </w:p>
     <w:p>
@@ -1793,7 +1797,7 @@
           <w:rFonts w:ascii="Arimo" w:hAnsi="Arimo"/>
           <w:sz w:val="20"/>
         </w:rPr>
-        <w:t>This proposal does not begin from an empty field. BOPTEST demonstrates how external control algorithms can interact with a common test environment and receive standardized performance indicators. EnergyPlus and the Modelica Buildings Library provide mature foundations for dynamic building and HVAC simulation. The Functional Mock-up Interface defines a standard way to package and exchange simulation models or coordinate co-simulation. ASHRAE Standard 140 provides a systematic philosophy for testing building energy simulation programs. These precedents support the architecture: a stable interface, versioned test cases, repeatable metrics, and replaceable engines. They do not certify the present RainForest app, and none of them can be applied to this biome without data preparation and calibration. They show that the proposed engineering pattern aligns with established simulation practice while leaving the RainForest-specific science open for validation.</w:t>
+        <w:t>This proposal builds on established simulation practice. BOPTEST demonstrates how external control algorithms can interact with a common test environment and receive standardized performance indicators. EnergyPlus and the Modelica Buildings Library provide mature foundations for dynamic building and HVAC simulation. The Functional Mock-up Interface defines a standard way to package and exchange simulation models or coordinate co-simulation. ASHRAE Standard 140 provides a systematic philosophy for testing building energy simulation programs. These precedents support the architecture: a stable interface, versioned test cases, repeatable metrics, and replaceable engines. They do not certify the present RainForest app, and none of them can be applied to this biome without data preparation and calibration. Our implementation would use these foundations while documenting and validating its own RainForest-specific assumptions.</w:t>
       </w:r>
     </w:p>
     <w:p>
@@ -1838,7 +1842,7 @@
         <w:pStyle w:val="Heading1"/>
       </w:pPr>
       <w:r>
-        <w:t>Act V — Why the platform creates leverage</w:t>
+        <w:t>Act V — Student learning and research value</w:t>
       </w:r>
     </w:p>
     <w:p>
@@ -1846,7 +1850,7 @@
         <w:pStyle w:val="Heading2"/>
       </w:pPr>
       <w:r>
-        <w:t>Slide 13 — Student competition and research pipeline</w:t>
+        <w:t>Slide 13 — Student learning through simulation</w:t>
       </w:r>
     </w:p>
     <w:p>
@@ -1860,7 +1864,7 @@
           <w:color w:val="167A55"/>
           <w:sz w:val="16"/>
         </w:rPr>
-        <w:t>TIME  1:10   •   STAGE CUE  Trace the arrows. Separate hackathon breadth from publication-grade mini-research.</w:t>
+        <w:t>TIME  1:10   •   STAGE CUE  Follow one student project through testing, interpretation, faculty feedback, and revision. Emphasize learning outcomes.</w:t>
       </w:r>
     </w:p>
     <w:p>
@@ -1883,7 +1887,7 @@
           <w:color w:val="5E7068"/>
           <w:sz w:val="17"/>
         </w:rPr>
-        <w:t>Publish benchmark scenarios and a strategy schema · Run hackathons and focused mini-research projects · Compare PID, MPC, RL, and new methods on the same tests</w:t>
+        <w:t>Develop a student project · Test shared scenarios · Interpret results with faculty feedback</w:t>
       </w:r>
     </w:p>
     <w:p>
@@ -1895,7 +1899,7 @@
           <w:rFonts w:ascii="Arimo" w:hAnsi="Arimo"/>
           <w:sz w:val="20"/>
         </w:rPr>
-        <w:t>Once a validated baseline exists, the platform can support participation at a much larger scale. Students receive a clear problem, a documented strategy format, benchmark scenarios, and a scoring method. They build algorithms outside the simulator and submit the resulting control schedules or controller containers. The platform evaluates every entry under the same conditions. Hackathons can generate breadth, while focused mini-research projects can investigate uncertainty, model reduction, system identification, MPC, or reinforcement learning. The best results become reproducible research artifacts rather than isolated demonstrations. Faculty and domain experts can identify publication candidates because the experiments share datasets, baselines, metrics, and versioned runs. The simulator therefore supports operations and creates a structured research program around a real facility problem.</w:t>
+        <w:t>A central purpose of the simulator is student learning. Students would develop a climate-control project, test it against documented scenarios, and examine the resulting trajectories. With faculty feedback, they could investigate why a design behaves differently across conditions and then revise it. This process would provide practice in experimental design, interpreting uncertainty, and connecting mathematical methods to a real environmental system. A documented strategy format would let students explore PID, MPC, reinforcement learning, or other approaches using the same interface. Versioned runs would help them explain and reproduce their findings. Student code would remain in an offline environment, separate from facility equipment. Hackathons, focused research projects, and possible publications could extend this educational use. The primary outcome would be students developing stronger research and engineering skills through guided experimentation.</w:t>
       </w:r>
     </w:p>
     <w:p>
@@ -1962,7 +1966,7 @@
           <w:color w:val="5E7068"/>
           <w:sz w:val="17"/>
         </w:rPr>
-        <w:t>Compare strategies before scheduling facility trials · Identify avoidable energy use and unstable control behavior · Focus staff time on candidates with documented benefit</w:t>
+        <w:t>Explore climate and energy outcomes with strategy authors · Compare behavior under agreed scenarios · Support jointly planned field studies</w:t>
       </w:r>
     </w:p>
     <w:p>
@@ -1974,7 +1978,7 @@
           <w:rFonts w:ascii="Arimo" w:hAnsi="Arimo"/>
           <w:sz w:val="20"/>
         </w:rPr>
-        <w:t>The largest economic opportunity is avoiding unnecessary energy use while maintaining the climate conditions the biome requires. A simulator can compare candidate schedules before staff commit time or equipment to a field trial. It can expose strategies that create oscillation, excessive fan demand, aggressive valve motion, or climate drift. It can also identify when two strategies deliver similar climate performance with different energy indicators. I am not proposing a savings percentage today. That would require calibrated energy relationships and controlled validation. I am saying that an energy-intensive research facility has major cost-saving potential if it can evaluate control strategies systematically. The same evidence can strengthen operational planning, research proposals, student projects, and grant applications because each claimed improvement traces to a repeatable scenario and a versioned model.</w:t>
+        <w:t>The platform would support research on energy use while maintaining the climate conditions the biome requires. Teams could compare schedules under agreed scenarios and examine climate trajectories alongside fan demand, valve motion, and other equipment indicators. Authors could explore when different strategies deliver similar climate performance with different energy requirements. These comparisons would complement the teams' existing analyses and help inform jointly planned field studies. Energy-cost savings are a potential benefit to investigate. Our PoC would first need calibrated energy relationships and validation against measurements, so I am not proposing a savings percentage or dollar figure today. Reproducible scenario results could also support research proposals, student projects, and grant applications, with assumptions and model limitations attached to each result.</w:t>
       </w:r>
     </w:p>
     <w:p>
@@ -2076,7 +2080,7 @@
           <w:rFonts w:ascii="Arimo" w:hAnsi="Arimo"/>
           <w:sz w:val="20"/>
         </w:rPr>
-        <w:t>The work fits into four stages. During weeks one through four, we align the 64-control inventory with the 36 climate channels, weather and operating context, energy signals, timestamps, units, and operating limits. This stage also defines training and holdout periods so later accuracy claims remain honest. During weeks five through eight, we build and benchmark at least two practical engine families, quantify forecast error, and add uncertainty or out-of-distribution diagnostics. During weeks nine through twelve, we implement the stable module interface, scenario definitions, climate and energy indicators, constraint logic, and the review interface. During weeks thirteen through sixteen, we replay historical periods, compare predictions with measured outcomes, conduct operator review, and run acceptance tests. The final deliverable is not a claim of autonomous control. It is a working offline testbed, a validation report, documented limitations, and a recommendation on whether Phase 2 deserves investment.</w:t>
+        <w:t>The work fits into four stages. During weeks one through four, we align the 64-control inventory with the 36 climate channels, weather and operating context, energy signals, timestamps, units, and operating limits. This stage also defines training and holdout periods for independent assessment of our models. During weeks five through eight, we build and benchmark at least two practical engine families, quantify forecast error, and add uncertainty or out-of-distribution diagnostics. During weeks nine through twelve, we implement the stable module interface, scenario definitions, climate and energy indicators, constraint logic, and the review interface. During weeks thirteen through sixteen, we replay historical periods, compare predictions with measured outcomes, conduct operator review, and run acceptance tests. The final deliverable is not a claim of autonomous control. It is a working offline testbed, a validation report, documented limitations, and a recommendation on Phase 2 investment.</w:t>
       </w:r>
     </w:p>
     <w:p>
@@ -2133,7 +2137,7 @@
           <w:rFonts w:ascii="Arimo" w:hAnsi="Arimo"/>
           <w:sz w:val="20"/>
         </w:rPr>
-        <w:t>I am asking for approval to build the sixteen-week offline Proof of Concept. The project needs a Biosphere 2 operations liaison and authorized access to synchronized control histories, RainForest climate measurements, relevant weather and operating context, energy signals, and known operating limits. I would lead the implementation under the academic supervision of Dr. Ildar Gabitov, with Biosphere 2 staff validating operational assumptions and acceptance criteria. At the end, leadership would receive the working testbed, model benchmark, validation evidence, limitations, and a Phase 2 recommendation. No equipment connection is part of this request. The decision is whether to create a safe, measurable way to test climate strategies before considering real-world experiments.</w:t>
+        <w:t>I am asking for approval to build the sixteen-week offline Proof of Concept. The project needs a Biosphere 2 operations liaison and authorized access to synchronized control histories, RainForest climate measurements, relevant weather and operating context, energy signals, and known operating limits. I would lead the implementation under the academic supervision of Dr. Ildar Gabitov. Researchers and Biosphere 2 staff would help define relevant scenarios and review the assumptions and acceptance criteria. At the end, leadership would receive the working testbed, model benchmark, validation evidence, limitations, and a Phase 2 recommendation. No equipment connection is part of this request. The proposed PoC would support existing climate-control research and give students a shared environment for testing and improving their projects.</w:t>
       </w:r>
     </w:p>
     <w:p>
@@ -2905,7 +2909,7 @@
         <w:spacing w:after="160" w:line="269" w:lineRule="auto"/>
       </w:pPr>
       <w:r>
-        <w:t>A shorter demonstration could connect an interface to an unvalidated model, but that would not answer the operational question. Sixteen weeks provides four stages for data alignment, model benchmarking, platform integration, and historical replay with operator review. The scope remains narrow enough to end with a clear decision about Phase 2.</w:t>
+        <w:t>Our proposed sixteen-week schedule covers four stages: data alignment, model benchmarking, platform integration, and historical replay with operator review. It allows time to assess our engine and its limitations, document the scenarios, and prepare a shared testbed for research and teaching. The scope remains narrow enough to end with a clear decision about Phase 2.</w:t>
       </w:r>
     </w:p>
     <w:p>
@@ -3027,7 +3031,7 @@
           <w:color w:val="167A55"/>
           <w:sz w:val="19"/>
         </w:rPr>
-        <w:t>https://rainforest-virtual-proving-ground.dimitribolt.chatgpt.site/</w:t>
+        <w:t>https://rainforest-virtual-proving-ground.bolt.linkpc.net/</w:t>
       </w:r>
     </w:p>
     <w:p>
@@ -3143,7 +3147,7 @@
           <w:color w:val="167A55"/>
           <w:sz w:val="20"/>
         </w:rPr>
-        <w:t>https://rainforest-virtual-proving-ground.dimitribolt.chatgpt.site/</w:t>
+        <w:t>https://rainforest-virtual-proving-ground.bolt.linkpc.net/</w:t>
       </w:r>
     </w:p>
     <w:p>
@@ -3169,7 +3173,7 @@
           <w:b/>
           <w:sz w:val="24"/>
         </w:rPr>
-        <w:t>The decision is whether to create a safe, measurable way to test climate strategies before considering real-world experiments.</w:t>
+        <w:t>The proposed PoC would support existing climate-control research and give students a shared environment for testing and improving their projects.</w:t>
       </w:r>
     </w:p>
     <w:sectPr>

--- a/presentation/output/RainForest_Virtual_Proving_Ground_Speaker_Script.docx
+++ b/presentation/output/RainForest_Virtual_Proving_Ground_Speaker_Script.docx
@@ -1240,7 +1240,63 @@
         <w:rPr>
           <w:sz w:val="20"/>
         </w:rPr>
-        <w:t>The platform accepts a scheduled strategy with 64 control values. It predicts the response in 36 RainForest climate channels. Each result shows climate, energy, uncertainty, and operating limits. Strategy authors keep ownership of their methods. Biosphere operations keeps authority over field studies.</w:t>
+        <w:t xml:space="preserve">The platform accepts a scheduled strategy with 64 control values. It predicts the response in 36 RainForest climate channels. Each result shows </w:t>
+      </w:r>
+      <w:r>
+        <w:rPr>
+          <w:b/>
+          <w:bCs/>
+          <w:sz w:val="20"/>
+        </w:rPr>
+        <w:t>climate</w:t>
+      </w:r>
+      <w:r>
+        <w:rPr>
+          <w:sz w:val="20"/>
+        </w:rPr>
+        <w:t xml:space="preserve">, </w:t>
+      </w:r>
+      <w:r>
+        <w:rPr>
+          <w:b/>
+          <w:bCs/>
+          <w:sz w:val="20"/>
+        </w:rPr>
+        <w:t>energy</w:t>
+      </w:r>
+      <w:r>
+        <w:rPr>
+          <w:sz w:val="20"/>
+        </w:rPr>
+        <w:t xml:space="preserve">, </w:t>
+      </w:r>
+      <w:r>
+        <w:rPr>
+          <w:b/>
+          <w:bCs/>
+          <w:sz w:val="20"/>
+        </w:rPr>
+        <w:t>uncertainty</w:t>
+      </w:r>
+      <w:r>
+        <w:rPr>
+          <w:sz w:val="20"/>
+        </w:rPr>
+        <w:t xml:space="preserve">, and operating </w:t>
+      </w:r>
+      <w:r>
+        <w:rPr>
+          <w:b/>
+          <w:bCs/>
+          <w:sz w:val="20"/>
+        </w:rPr>
+        <w:t>limits</w:t>
+      </w:r>
+      <w:r>
+        <w:rPr>
+          <w:sz w:val="20"/>
+        </w:rPr>
+        <w:t>. Biosphere operations keeps authority over field studies.</w:t>
       </w:r>
     </w:p>
     <w:p>
@@ -1349,11 +1405,56 @@
         <w:rPr>
           <w:sz w:val="20"/>
         </w:rPr>
-        <w:t xml:space="preserve"> and questions. Together with domain experts, they choose the scenarios. They choose the initial state, weather case, and performance measures. The simulator returns predicted trajectories and uncertainty. Teams discuss those results with their own models and evidence. The run record</w:t>
+        <w:t xml:space="preserve"> and questions. Together with domain experts, they choose the scenarios. They choose the initial state, weather case, and performance measures.</w:t>
+      </w:r>
+    </w:p>
+    <w:p>
+      <w:pPr>
+        <w:pStyle w:val="Normal"/>
+        <w:spacing w:lineRule="auto" w:line="250" w:before="0" w:after="80"/>
+        <w:rPr>
+          <w:sz w:val="20"/>
+        </w:rPr>
+      </w:pPr>
+      <w:r>
+        <w:rPr>
+          <w:sz w:val="20"/>
+        </w:rPr>
+        <w:t>The simulator returns predicted trajectories and uncertainty.</w:t>
+      </w:r>
+    </w:p>
+    <w:p>
+      <w:pPr>
+        <w:pStyle w:val="Normal"/>
+        <w:spacing w:lineRule="auto" w:line="250" w:before="0" w:after="80"/>
+        <w:rPr>
+          <w:sz w:val="20"/>
+        </w:rPr>
+      </w:pPr>
+      <w:r>
+        <w:rPr>
+          <w:sz w:val="20"/>
+        </w:rPr>
+        <w:t>Teams discuss those results with their own models and evidence. The run record</w:t>
         <w:tab/>
         <w:t xml:space="preserve"> keeps</w:t>
         <w:tab/>
-        <w:t xml:space="preserve"> the inputs and assumptions. That makes later comparisons easier to reproduce. Students use the same workflow for their projects. This is an extra tool for research and teaching. The model limits </w:t>
+        <w:t xml:space="preserve"> the inputs and assumptions. That makes later comparisons easier to reproduce.</w:t>
+      </w:r>
+    </w:p>
+    <w:p>
+      <w:pPr>
+        <w:pStyle w:val="Normal"/>
+        <w:spacing w:lineRule="auto" w:line="250" w:before="0" w:after="80"/>
+        <w:rPr>
+          <w:sz w:val="20"/>
+        </w:rPr>
+      </w:pPr>
+      <w:r>
+        <w:rPr>
+          <w:sz w:val="20"/>
+        </w:rPr>
+        <w:t xml:space="preserve">Students use the same workflow for their projects. This is an extra tool for research and teaching. The model limits </w:t>
         <w:tab/>
         <w:t>stay visible.</w:t>
       </w:r>
@@ -1420,7 +1521,7 @@
           <w:color w:val="5E7068"/>
           <w:sz w:val="17"/>
         </w:rPr>
-        <w:t>dity channels · Action: 64 control values · Context: weather, time, prior state, operating mode</w:t>
+        <w:t>dity channels · Action: 64 control values · Context: weather, time, prior state, operating modeIldar Gabitov, Applied Mathematics - GIDP</w:t>
       </w:r>
     </w:p>
     <w:p>
@@ -1487,7 +1588,19 @@
         <w:tab/>
         <w:t xml:space="preserve">states </w:t>
         <w:tab/>
-        <w:t>its assumptions and validation evidence. For the same inputs, we compare trajectories, uncertainty, constr</w:t>
+        <w:t xml:space="preserve">its assumptions and validation evidence. For the same inputs, </w:t>
+      </w:r>
+      <w:r>
+        <w:rPr>
+          <w:sz w:val="20"/>
+        </w:rPr>
+        <w:t>you</w:t>
+      </w:r>
+      <w:r>
+        <w:rPr>
+          <w:sz w:val="20"/>
+        </w:rPr>
+        <w:t xml:space="preserve"> compare trajectories, uncertainty, constr</w:t>
       </w:r>
       <w:r>
         <w:rPr>
@@ -1696,13 +1809,7 @@
         <w:rPr>
           <w:sz w:val="20"/>
         </w:rPr>
-        <w:t xml:space="preserve">1) </w:t>
-      </w:r>
-      <w:r>
-        <w:rPr>
-          <w:sz w:val="20"/>
-        </w:rPr>
-        <w:t xml:space="preserve"> A student, researcher, or engineering team creates a </w:t>
+        <w:t xml:space="preserve">1)  A student, researcher, or engineering team creates a </w:t>
       </w:r>
       <w:r>
         <w:rPr>
@@ -1733,13 +1840,7 @@
         <w:rPr>
           <w:sz w:val="20"/>
         </w:rPr>
-        <w:t xml:space="preserve">2) </w:t>
-      </w:r>
-      <w:r>
-        <w:rPr>
-          <w:sz w:val="20"/>
-        </w:rPr>
-        <w:t xml:space="preserve">The platform checks units, bounds, timestamps, and missing values. It combines </w:t>
+        <w:t xml:space="preserve">2) The platform checks units, bounds, timestamps, and missing values. It combines </w:t>
         <w:tab/>
         <w:t xml:space="preserve">the schedule with an initial climate state </w:t>
         <w:tab/>
@@ -1756,13 +1857,7 @@
         <w:rPr>
           <w:sz w:val="20"/>
         </w:rPr>
-        <w:t xml:space="preserve">3) </w:t>
-      </w:r>
-      <w:r>
-        <w:rPr>
-          <w:sz w:val="20"/>
-        </w:rPr>
-        <w:t>The engine advances the 36-channel state</w:t>
+        <w:t>3) The engine advances -&gt; the 36-channel state</w:t>
         <w:tab/>
         <w:t xml:space="preserve"> </w:t>
       </w:r>
@@ -1793,13 +1888,7 @@
         <w:rPr>
           <w:sz w:val="20"/>
         </w:rPr>
-        <w:t xml:space="preserve">4) </w:t>
-      </w:r>
-      <w:r>
-        <w:rPr>
-          <w:sz w:val="20"/>
-        </w:rPr>
-        <w:t>The evaluation layer</w:t>
+        <w:t>4) The evaluation layer</w:t>
         <w:tab/>
         <w:t>reports</w:t>
         <w:tab/>
@@ -1816,13 +1905,7 @@
         <w:rPr>
           <w:sz w:val="20"/>
         </w:rPr>
-        <w:t xml:space="preserve">5) </w:t>
-      </w:r>
-      <w:r>
-        <w:rPr>
-          <w:sz w:val="20"/>
-        </w:rPr>
-        <w:t>Authors and operators can inspect the result together.</w:t>
+        <w:t>5) Authors and operators can inspect the result together.</w:t>
       </w:r>
     </w:p>
     <w:p>
@@ -1940,13 +2023,95 @@
         <w:rPr>
           <w:sz w:val="20"/>
         </w:rPr>
-        <w:t xml:space="preserve">, the file gives one complete vector of 64 values. It includes fifteen temperature setpoints, </w:t>
+        <w:t xml:space="preserve">, the file gives one complete </w:t>
+      </w:r>
+      <w:r>
+        <w:rPr>
+          <w:b/>
+          <w:bCs/>
+          <w:sz w:val="20"/>
+        </w:rPr>
+        <w:t>vector of 64</w:t>
+      </w:r>
+      <w:r>
+        <w:rPr>
+          <w:sz w:val="20"/>
+        </w:rPr>
+        <w:t xml:space="preserve"> values. It includes fifteen temperature setpoints, </w:t>
         <w:tab/>
-        <w:t xml:space="preserve">seven fan commands </w:t>
+        <w:t>seven fan comm</w:t>
+      </w:r>
+      <w:r>
+        <w:rPr>
+          <w:b/>
+          <w:bCs/>
+          <w:sz w:val="20"/>
+        </w:rPr>
+        <w:t>a</w:t>
+      </w:r>
+      <w:r>
+        <w:rPr>
+          <w:sz w:val="20"/>
+        </w:rPr>
+        <w:t xml:space="preserve">nds </w:t>
         <w:tab/>
-        <w:t xml:space="preserve">and forty-two valve, damper, or related commands. Each value </w:t>
+        <w:t>and forty-two valve, damper, or related comm</w:t>
+      </w:r>
+      <w:r>
+        <w:rPr>
+          <w:b/>
+          <w:bCs/>
+          <w:sz w:val="20"/>
+        </w:rPr>
+        <w:t>a</w:t>
+      </w:r>
+      <w:r>
+        <w:rPr>
+          <w:sz w:val="20"/>
+        </w:rPr>
+        <w:t xml:space="preserve">nds. Each value </w:t>
         <w:tab/>
-        <w:t>remains active until the next timestamp. Complete vectors remove ambiguity about inherited settings. They make every replay deterministic. Before simulation, the platform checks the schema, time order, units, ranges, and missing controls. We can compare algorithms without tying the platform to one method.</w:t>
+        <w:t xml:space="preserve">remains active until the next timestamp. Complete vectors remove ambiguity about </w:t>
+      </w:r>
+      <w:r>
+        <w:rPr>
+          <w:b/>
+          <w:bCs/>
+          <w:sz w:val="20"/>
+        </w:rPr>
+        <w:t>inherited</w:t>
+      </w:r>
+      <w:r>
+        <w:rPr>
+          <w:sz w:val="20"/>
+        </w:rPr>
+        <w:t xml:space="preserve"> settings. They make every replay deterministic. Before simulation, the platform checks the schema, time order, units, ranges, and missing controls. </w:t>
+      </w:r>
+      <w:r>
+        <w:rPr>
+          <w:sz w:val="20"/>
+        </w:rPr>
+        <w:t>You</w:t>
+      </w:r>
+      <w:r>
+        <w:rPr>
+          <w:sz w:val="20"/>
+        </w:rPr>
+        <w:t xml:space="preserve"> can compare algorithms without tying the platform to </w:t>
+      </w:r>
+      <w:r>
+        <w:rPr>
+          <w:b/>
+          <w:bCs/>
+          <w:sz w:val="20"/>
+        </w:rPr>
+        <w:t>one</w:t>
+      </w:r>
+      <w:r>
+        <w:rPr>
+          <w:sz w:val="20"/>
+        </w:rPr>
+        <w:t xml:space="preserve"> method.</w:t>
       </w:r>
       <w:r>
         <w:br w:type="page"/>
@@ -2035,7 +2200,75 @@
         <w:rPr>
           <w:sz w:val="20"/>
         </w:rPr>
-        <w:t>This prototype shows how a submitted climate-control strategy can be explored visually. I will demonstrate loading a strategy, changing the timeline, switching between temperature and humidity, and selecting a measurement point. The numbers shown here are illustrative. The next slide provides a numbered guide to each part of the interface.</w:t>
+        <w:t xml:space="preserve">This </w:t>
+      </w:r>
+      <w:r>
+        <w:rPr>
+          <w:sz w:val="20"/>
+        </w:rPr>
+        <w:t>pilot model</w:t>
+      </w:r>
+      <w:r>
+        <w:rPr>
+          <w:sz w:val="20"/>
+        </w:rPr>
+        <w:t xml:space="preserve"> shows how a submitted climate-control strategy can be explored </w:t>
+      </w:r>
+      <w:r>
+        <w:rPr>
+          <w:b/>
+          <w:bCs/>
+          <w:sz w:val="20"/>
+        </w:rPr>
+        <w:t>visually</w:t>
+      </w:r>
+      <w:r>
+        <w:rPr>
+          <w:sz w:val="20"/>
+        </w:rPr>
+        <w:t xml:space="preserve">. I will demonstrate loading a </w:t>
+      </w:r>
+      <w:r>
+        <w:rPr>
+          <w:b/>
+          <w:bCs/>
+          <w:sz w:val="20"/>
+        </w:rPr>
+        <w:t>strategy</w:t>
+      </w:r>
+      <w:r>
+        <w:rPr>
+          <w:sz w:val="20"/>
+        </w:rPr>
+        <w:t xml:space="preserve">, changing the </w:t>
+      </w:r>
+      <w:r>
+        <w:rPr>
+          <w:b/>
+          <w:bCs/>
+          <w:sz w:val="20"/>
+        </w:rPr>
+        <w:t>timeline</w:t>
+      </w:r>
+      <w:r>
+        <w:rPr>
+          <w:sz w:val="20"/>
+        </w:rPr>
+        <w:t xml:space="preserve">, </w:t>
+      </w:r>
+      <w:r>
+        <w:rPr>
+          <w:b/>
+          <w:bCs/>
+          <w:sz w:val="20"/>
+        </w:rPr>
+        <w:t>switching</w:t>
+      </w:r>
+      <w:r>
+        <w:rPr>
+          <w:sz w:val="20"/>
+        </w:rPr>
+        <w:t xml:space="preserve"> between temperature and humidity, and selecting a measurement point.</w:t>
       </w:r>
     </w:p>
     <w:p>
@@ -2122,7 +2355,7 @@
           <w:color w:val="auto"/>
           <w:sz w:val="20"/>
         </w:rPr>
-        <w:t>Let me walk through the interface using the numbered callouts. The left panel describes the submitted controls, the center shows the RainForest and replay controls, and the right panel shows the selected sensor and scenario results.</w:t>
+        <w:t>Let me walk through the interface. The left panel describes the submitted controls, the center shows the RainForest and replay controls, and the right panel shows the selected sensor and scenario results.</w:t>
       </w:r>
     </w:p>
     <w:p>
@@ -2156,7 +2389,63 @@
           <w:color w:val="auto"/>
           <w:sz w:val="20"/>
         </w:rPr>
-        <w:t>This button opens a JSON or CSV strategy file. Each timestamp contains a complete set of 64 absolute control values. The prototype checks the file structure and reports loading errors.</w:t>
+        <w:t xml:space="preserve">This button opens </w:t>
+      </w:r>
+      <w:r>
+        <w:rPr>
+          <w:color w:val="auto"/>
+          <w:sz w:val="20"/>
+        </w:rPr>
+        <w:t xml:space="preserve">a </w:t>
+      </w:r>
+      <w:r>
+        <w:rPr>
+          <w:color w:val="auto"/>
+          <w:sz w:val="20"/>
+        </w:rPr>
+        <w:t xml:space="preserve">strategy file. Each timestamp contains a complete set of 64 control values. The </w:t>
+      </w:r>
+      <w:r>
+        <w:rPr>
+          <w:color w:val="auto"/>
+          <w:sz w:val="20"/>
+        </w:rPr>
+        <w:t>Software</w:t>
+      </w:r>
+      <w:r>
+        <w:rPr>
+          <w:color w:val="auto"/>
+          <w:sz w:val="20"/>
+        </w:rPr>
+        <w:t xml:space="preserve"> checks the file structure and reports loading errors.</w:t>
+      </w:r>
+    </w:p>
+    <w:p>
+      <w:pPr>
+        <w:pStyle w:val="Normal"/>
+        <w:rPr>
+          <w:color w:val="B2B2B2"/>
+        </w:rPr>
+      </w:pPr>
+      <w:r>
+        <w:rPr>
+          <w:color w:val="B2B2B2"/>
+        </w:rPr>
+        <w:t>2. Download example and Restore</w:t>
+      </w:r>
+    </w:p>
+    <w:p>
+      <w:pPr>
+        <w:pStyle w:val="Normal"/>
+        <w:rPr>
+          <w:color w:val="B2B2B2"/>
+        </w:rPr>
+      </w:pPr>
+      <w:r>
+        <w:rPr>
+          <w:color w:val="B2B2B2"/>
+        </w:rPr>
+        <w:t>Download example saves a sample JSON file that shows the expected format. Restore reloads the prepared example, stops playback, and returns the timeline to its first step.</w:t>
       </w:r>
     </w:p>
     <w:p>
@@ -2173,7 +2462,7 @@
           <w:color w:val="auto"/>
           <w:sz w:val="20"/>
         </w:rPr>
-        <w:t>2. Download example and Restore</w:t>
+        <w:t>3. Loaded strategy</w:t>
       </w:r>
     </w:p>
     <w:p>
@@ -2190,7 +2479,7 @@
           <w:color w:val="auto"/>
           <w:sz w:val="20"/>
         </w:rPr>
-        <w:t>Download example saves a sample JSON file that shows the expected format. Restore reloads the prepared example, stops playback, and returns the timeline to its first step.</w:t>
+        <w:t>This panel identifies the loaded file or prepared example and gives the number of snapshots. Here, five snapshots each contain 64 values. The green bar indicates a loaded strategy; it does not show simulation progress.</w:t>
       </w:r>
     </w:p>
     <w:p>
@@ -2207,7 +2496,7 @@
           <w:color w:val="auto"/>
           <w:sz w:val="20"/>
         </w:rPr>
-        <w:t>3. Loaded strategy</w:t>
+        <w:t>4. Active snapshot and control groups</w:t>
       </w:r>
     </w:p>
     <w:p>
@@ -2224,7 +2513,23 @@
           <w:color w:val="auto"/>
           <w:sz w:val="20"/>
         </w:rPr>
-        <w:t>This panel identifies the loaded file or prepared example and gives the number of snapshots. Here, five snapshots each contain 64 values. The green bar indicates a loaded strategy; it does not show simulation progress.</w:t>
+        <w:t>The timestamp identifies the control vector currently being displayed. The three cards summarize 15 temperature setpoints, 7 supply-fan comm</w:t>
+      </w:r>
+      <w:r>
+        <w:rPr>
+          <w:b/>
+          <w:bCs/>
+          <w:color w:val="auto"/>
+          <w:sz w:val="20"/>
+        </w:rPr>
+        <w:t>a</w:t>
+      </w:r>
+      <w:r>
+        <w:rPr>
+          <w:color w:val="auto"/>
+          <w:sz w:val="20"/>
+        </w:rPr>
+        <w:t>nds, and 42 valve or damper commands. Each card shows the group count and average command value. These are input settings; the sensor readings appear on the right. Each snapshot remains active until the next scheduled timestamp.</w:t>
       </w:r>
     </w:p>
     <w:p>
@@ -2241,7 +2546,7 @@
           <w:color w:val="auto"/>
           <w:sz w:val="20"/>
         </w:rPr>
-        <w:t>4. Active snapshot and control groups</w:t>
+        <w:t>5. Temperature and Humidity</w:t>
       </w:r>
     </w:p>
     <w:p>
@@ -2258,7 +2563,14 @@
           <w:color w:val="auto"/>
           <w:sz w:val="20"/>
         </w:rPr>
-        <w:t>The timestamp identifies the control vector currently being displayed. The three cards summarize 15 temperature setpoints, 7 supply-fan commands, and 42 valve or damper commands. Each card shows the group count and average command value. These are input settings; the sensor readings appear on the right. Each snapshot remains active until the next scheduled timestamp.</w:t>
+        <w:t xml:space="preserve">These buttons choose which quantity </w:t>
+        <w:tab/>
+        <w:t>colors the sensor points in the 3D view</w:t>
+        <w:tab/>
+        <w:t xml:space="preserve"> and appears in the time-series plot. The Viewing label below the scene </w:t>
+        <w:tab/>
+        <w:tab/>
+        <w:t>repeats the selected quantity.</w:t>
       </w:r>
     </w:p>
     <w:p>
@@ -2275,7 +2587,7 @@
           <w:color w:val="auto"/>
           <w:sz w:val="20"/>
         </w:rPr>
-        <w:t>5. Temperature and Humidity</w:t>
+        <w:t>6. 3D view and sensor points</w:t>
       </w:r>
     </w:p>
     <w:p>
@@ -2292,7 +2604,7 @@
           <w:color w:val="auto"/>
           <w:sz w:val="20"/>
         </w:rPr>
-        <w:t>These buttons choose which quantity colors the sensor points in the 3D view and appears in the time-series plot. The Viewing label below the scene repeats the selected quantity.</w:t>
+        <w:t>The schematic model shows the RainForest and four measurement towers: Mountain, Northeast, Northwest, and South. The 18 measurement points provide 36 channels because each point has both temperature and relative humidity. Drag to rotate the view and scroll to zoom. Click a glowing point to select it and update the detail panel. The point colors illustrate the selected quantity.</w:t>
       </w:r>
     </w:p>
     <w:p>
@@ -2309,7 +2621,7 @@
           <w:color w:val="auto"/>
           <w:sz w:val="20"/>
         </w:rPr>
-        <w:t>6. 3D view and sensor points</w:t>
+        <w:t>7. Reset view</w:t>
       </w:r>
     </w:p>
     <w:p>
@@ -2326,7 +2638,7 @@
           <w:color w:val="auto"/>
           <w:sz w:val="20"/>
         </w:rPr>
-        <w:t>The schematic model shows the RainForest and four measurement towers: Mountain, Northeast, Northwest, and South. The 18 measurement points provide 36 channels because each point has both temperature and relative humidity. Drag to rotate the view and scroll to zoom. Click a glowing point to select it and update the detail panel. The point colors illustrate the selected quantity.</w:t>
+        <w:t>This button returns the camera to its starting position. It changes the viewing angle without reloading the strategy or moving the timeline.</w:t>
       </w:r>
     </w:p>
     <w:p>
@@ -2343,7 +2655,7 @@
           <w:color w:val="auto"/>
           <w:sz w:val="20"/>
         </w:rPr>
-        <w:t>7. Reset view</w:t>
+        <w:t>8. Measurement point</w:t>
       </w:r>
     </w:p>
     <w:p>
@@ -2360,7 +2672,7 @@
           <w:color w:val="auto"/>
           <w:sz w:val="20"/>
         </w:rPr>
-        <w:t>This button returns the camera to its starting position. It changes the viewing angle without reloading the strategy or moving the timeline.</w:t>
+        <w:t>This menu selects a point by tower and height. For example, S at 20 meters means the 20-meter measurement point on the South tower. It controls the same selection as clicking a point in the 3D view.</w:t>
       </w:r>
     </w:p>
     <w:p>
@@ -2377,7 +2689,7 @@
           <w:color w:val="auto"/>
           <w:sz w:val="20"/>
         </w:rPr>
-        <w:t>8. Measurement point</w:t>
+        <w:t>9. Current temperature and humidity</w:t>
       </w:r>
     </w:p>
     <w:p>
@@ -2394,7 +2706,7 @@
           <w:color w:val="auto"/>
           <w:sz w:val="20"/>
         </w:rPr>
-        <w:t>This menu selects a point by tower and height. For example, S at 20 meters means the 20-meter measurement point on the South tower. It controls the same selection as clicking a point in the 3D view.</w:t>
+        <w:t>These two cards show the selected point's temperature in degrees Celsius and relative humidity in percent at the active timestamp. Clicking either card also selects the quantity shown in the 3D view and chart.</w:t>
       </w:r>
     </w:p>
     <w:p>
@@ -2411,7 +2723,7 @@
           <w:color w:val="auto"/>
           <w:sz w:val="20"/>
         </w:rPr>
-        <w:t>9. Current temperature and humidity</w:t>
+        <w:t>10. Sensor time series</w:t>
       </w:r>
     </w:p>
     <w:p>
@@ -2428,7 +2740,7 @@
           <w:color w:val="auto"/>
           <w:sz w:val="20"/>
         </w:rPr>
-        <w:t>These two cards show the selected point's temperature in degrees Celsius and relative humidity in percent at the active timestamp. Clicking either card also selects the quantity shown in the 3D view and chart.</w:t>
+        <w:t>The graph shows the selected quantity for the selected point across the scenario timestamps. The dashed vertical line marks the active timestamp. Hovering over the curve reveals its time and value. The title identifies the tower, height, and sensor ID.</w:t>
       </w:r>
     </w:p>
     <w:p>
@@ -2445,7 +2757,7 @@
           <w:color w:val="auto"/>
           <w:sz w:val="20"/>
         </w:rPr>
-        <w:t>10. Sensor time series</w:t>
+        <w:t>11. Scenario flag</w:t>
       </w:r>
     </w:p>
     <w:p>
@@ -2462,7 +2774,7 @@
           <w:color w:val="auto"/>
           <w:sz w:val="20"/>
         </w:rPr>
-        <w:t>The graph shows the selected quantity for the selected point across the scenario timestamps. The dashed vertical line marks the active timestamp. Hovering over the curve reveals its time and value. The title identifies the tower, height, and sensor ID.</w:t>
+        <w:t>In this frame operator can see the warning about temperature or relative humidity being outside a range.</w:t>
       </w:r>
     </w:p>
     <w:p>
@@ -2479,7 +2791,7 @@
           <w:color w:val="auto"/>
           <w:sz w:val="20"/>
         </w:rPr>
-        <w:t>11. Scenario flag</w:t>
+        <w:t>12. RainForest mean T and RH</w:t>
       </w:r>
     </w:p>
     <w:p>
@@ -2496,7 +2808,23 @@
           <w:color w:val="auto"/>
           <w:sz w:val="20"/>
         </w:rPr>
-        <w:t>This panel shows either an illustrative warning or a message that no scenario flag is present. In this prototype, the warning appears at the middle snapshot to demonstrate how a future warning could be presented. It is a prepared example, not the result of a validated threshold detector.</w:t>
+        <w:t>These values are the ar</w:t>
+      </w:r>
+      <w:r>
+        <w:rPr>
+          <w:b/>
+          <w:bCs/>
+          <w:color w:val="auto"/>
+          <w:sz w:val="20"/>
+        </w:rPr>
+        <w:t>i</w:t>
+      </w:r>
+      <w:r>
+        <w:rPr>
+          <w:color w:val="auto"/>
+          <w:sz w:val="20"/>
+        </w:rPr>
+        <w:t>thmetic averages across the 18 displayed measurement points at the active timestamp. They give a quick overview alongside the selected point's readings. They are not volume-weighted averages of the entire biome.</w:t>
       </w:r>
     </w:p>
     <w:p>
@@ -2513,7 +2841,7 @@
           <w:color w:val="auto"/>
           <w:sz w:val="20"/>
         </w:rPr>
-        <w:t>12. RainForest mean T and RH</w:t>
+        <w:t>13. Review before real-world deployment</w:t>
       </w:r>
     </w:p>
     <w:p>
@@ -2530,7 +2858,7 @@
           <w:color w:val="auto"/>
           <w:sz w:val="20"/>
         </w:rPr>
-        <w:t>These values are the arithmetic averages across the 18 displayed measurement points at the active timestamp. They give a quick overview alongside the selected point's readings. They are not volume-weighted averages of the entire biome.</w:t>
+        <w:t>This label reminds us that the results require review before any real-world use. It is an informational notice, not a button that applies the strategy to equipment.</w:t>
       </w:r>
     </w:p>
     <w:p>
@@ -2547,7 +2875,23 @@
           <w:color w:val="auto"/>
           <w:sz w:val="20"/>
         </w:rPr>
-        <w:t>13. Review before real-world deployment</w:t>
+        <w:t>14. Simulation t</w:t>
+      </w:r>
+      <w:r>
+        <w:rPr>
+          <w:b/>
+          <w:bCs/>
+          <w:color w:val="auto"/>
+          <w:sz w:val="20"/>
+        </w:rPr>
+        <w:t>i</w:t>
+      </w:r>
+      <w:r>
+        <w:rPr>
+          <w:color w:val="auto"/>
+          <w:sz w:val="20"/>
+        </w:rPr>
+        <w:t>meline</w:t>
       </w:r>
     </w:p>
     <w:p>
@@ -2564,7 +2908,124 @@
           <w:color w:val="auto"/>
           <w:sz w:val="20"/>
         </w:rPr>
-        <w:t>This label reminds us that the results require review before any real-world use. It is an informational notice, not a button that applies the strategy to equipment.</w:t>
+        <w:t>“</w:t>
+      </w:r>
+      <w:r>
+        <w:rPr>
+          <w:color w:val="auto"/>
+          <w:sz w:val="20"/>
+        </w:rPr>
+        <w:t xml:space="preserve">Play and Pause” </w:t>
+        <w:tab/>
+        <w:t>advance or stop the scenario replay. The slider selects a saved sn</w:t>
+      </w:r>
+      <w:r>
+        <w:rPr>
+          <w:b/>
+          <w:bCs/>
+          <w:color w:val="auto"/>
+          <w:sz w:val="20"/>
+        </w:rPr>
+        <w:t>a</w:t>
+      </w:r>
+      <w:r>
+        <w:rPr>
+          <w:color w:val="auto"/>
+          <w:sz w:val="20"/>
+        </w:rPr>
+        <w:t xml:space="preserve">pshot, and the time label shows the active timestamp. The timestamp cards jump directly to a scheduled control vector. In this example, they cover 8 </w:t>
+      </w:r>
+      <w:r>
+        <w:rPr>
+          <w:color w:val="auto"/>
+          <w:sz w:val="20"/>
+        </w:rPr>
+        <w:t>am</w:t>
+      </w:r>
+      <w:r>
+        <w:rPr>
+          <w:color w:val="auto"/>
+          <w:sz w:val="20"/>
+        </w:rPr>
+        <w:t xml:space="preserve"> to </w:t>
+      </w:r>
+      <w:r>
+        <w:rPr>
+          <w:color w:val="auto"/>
+          <w:sz w:val="20"/>
+        </w:rPr>
+        <w:t>4 pm</w:t>
+      </w:r>
+      <w:r>
+        <w:rPr>
+          <w:color w:val="auto"/>
+          <w:sz w:val="20"/>
+        </w:rPr>
+        <w:t xml:space="preserve"> in five sn</w:t>
+      </w:r>
+      <w:r>
+        <w:rPr>
+          <w:b/>
+          <w:bCs/>
+          <w:color w:val="auto"/>
+          <w:sz w:val="20"/>
+        </w:rPr>
+        <w:t>a</w:t>
+      </w:r>
+      <w:r>
+        <w:rPr>
+          <w:color w:val="auto"/>
+          <w:sz w:val="20"/>
+        </w:rPr>
+        <w:t>pshots. Moving the t</w:t>
+      </w:r>
+      <w:r>
+        <w:rPr>
+          <w:b/>
+          <w:bCs/>
+          <w:color w:val="auto"/>
+          <w:sz w:val="20"/>
+        </w:rPr>
+        <w:t>i</w:t>
+      </w:r>
+      <w:r>
+        <w:rPr>
+          <w:color w:val="auto"/>
+          <w:sz w:val="20"/>
+        </w:rPr>
+        <w:t>meline updates the active input summary, sensor values, scene c</w:t>
+      </w:r>
+      <w:r>
+        <w:rPr>
+          <w:b/>
+          <w:bCs/>
+          <w:color w:val="auto"/>
+          <w:sz w:val="20"/>
+        </w:rPr>
+        <w:t>o</w:t>
+      </w:r>
+      <w:r>
+        <w:rPr>
+          <w:color w:val="auto"/>
+          <w:sz w:val="20"/>
+        </w:rPr>
+        <w:t>lors, graph c</w:t>
+      </w:r>
+      <w:r>
+        <w:rPr>
+          <w:b/>
+          <w:bCs/>
+          <w:color w:val="auto"/>
+          <w:sz w:val="20"/>
+        </w:rPr>
+        <w:t>ur</w:t>
+      </w:r>
+      <w:r>
+        <w:rPr>
+          <w:color w:val="auto"/>
+          <w:sz w:val="20"/>
+        </w:rPr>
+        <w:t>sor, means, and warning together.</w:t>
       </w:r>
     </w:p>
     <w:p>
@@ -2572,16 +3033,15 @@
         <w:pStyle w:val="Normal"/>
         <w:spacing w:lineRule="auto" w:line="250" w:before="0" w:after="80"/>
         <w:rPr>
-          <w:color w:val="auto"/>
-          <w:sz w:val="20"/>
-        </w:rPr>
-      </w:pPr>
-      <w:r>
-        <w:rPr>
-          <w:color w:val="auto"/>
-          <w:sz w:val="20"/>
-        </w:rPr>
-        <w:t>14. Simulation timeline</w:t>
+          <w:color w:val="B2B2B2"/>
+        </w:rPr>
+      </w:pPr>
+      <w:r>
+        <w:rPr>
+          <w:color w:val="B2B2B2"/>
+          <w:sz w:val="20"/>
+        </w:rPr>
+        <w:t>15. Prototype status and system size</w:t>
       </w:r>
     </w:p>
     <w:p>
@@ -2589,47 +3049,12 @@
         <w:pStyle w:val="Normal"/>
         <w:spacing w:lineRule="auto" w:line="250" w:before="0" w:after="80"/>
         <w:rPr>
-          <w:color w:val="auto"/>
-          <w:sz w:val="20"/>
-        </w:rPr>
-      </w:pPr>
-      <w:r>
-        <w:rPr>
-          <w:color w:val="auto"/>
-          <w:sz w:val="20"/>
-        </w:rPr>
-        <w:t>Play and Pause advance or stop the scenario replay. The slider selects a saved snapshot, and the time label shows the active timestamp. The timestamp cards jump directly to a scheduled control vector. In this example, they cover 08:00 to 16:00 in five snapshots. Moving the timeline updates the active input summary, sensor values, scene colors, graph cursor, means, and example warning together.</w:t>
-      </w:r>
-    </w:p>
-    <w:p>
-      <w:pPr>
-        <w:pStyle w:val="Normal"/>
-        <w:spacing w:lineRule="auto" w:line="250" w:before="0" w:after="80"/>
-        <w:rPr>
-          <w:color w:val="auto"/>
-          <w:sz w:val="20"/>
-        </w:rPr>
-      </w:pPr>
-      <w:r>
-        <w:rPr>
-          <w:color w:val="auto"/>
-          <w:sz w:val="20"/>
-        </w:rPr>
-        <w:t>15. Prototype status and system size</w:t>
-      </w:r>
-    </w:p>
-    <w:p>
-      <w:pPr>
-        <w:pStyle w:val="Normal"/>
-        <w:spacing w:lineRule="auto" w:line="250" w:before="0" w:after="80"/>
-        <w:rPr>
-          <w:color w:val="auto"/>
-          <w:sz w:val="20"/>
-        </w:rPr>
-      </w:pPr>
-      <w:r>
-        <w:rPr>
-          <w:color w:val="auto"/>
+          <w:color w:val="B2B2B2"/>
+        </w:rPr>
+      </w:pPr>
+      <w:r>
+        <w:rPr>
+          <w:color w:val="B2B2B2"/>
           <w:sz w:val="20"/>
         </w:rPr>
         <w:t>The Illustrative scenario labels explain that the displayed climate response is prepared for demonstration and is not yet generated by a validated predictive model. The header also summarizes the system size: 64 control inputs and 36 climate measurement channels.</w:t>
@@ -2720,13 +3145,16 @@
       <w:pPr>
         <w:pStyle w:val="Normal"/>
         <w:spacing w:lineRule="auto" w:line="250" w:before="0" w:after="80"/>
-        <w:rPr/>
-      </w:pPr>
-      <w:r>
-        <w:rPr>
-          <w:sz w:val="20"/>
-        </w:rPr>
-        <w:t>The Proof of Concept stays offline. It cannot write commands to Biosphere 2 equipment. Every strategy passes schema and bound checks before simulation. The system keeps the submitted file, model version, scenario, software version, and result. Another reviewer can then reproduce the run. A future field experiment needs a separate procedure. It needs a named operator, approved limits, rollback conditions, and explicit authorization. Model confidence does not grant operational authority. A prediction informs a decision. The people responsible for the facility still make that decision. The first milestone is evidence for review.</w:t>
+        <w:rPr>
+          <w:color w:val="B2B2B2"/>
+        </w:rPr>
+      </w:pPr>
+      <w:r>
+        <w:rPr>
+          <w:color w:val="B2B2B2"/>
+          <w:sz w:val="20"/>
+        </w:rPr>
+        <w:t>The Proof of Concept stays offline. It cannot write commands to Biosphere equipment. Every strategy passes schema and bound checks before simulation. The system keeps the submitted file, model version, scenario, software version, and result. Another reviewer can then reproduce the run. A future field experiment needs a separate procedure. It needs a named operator, approved limits, rollback conditions, and explicit authorization. Model confidence does not grant operational authority. A prediction informs a decision. The people responsible for the facility still make that decision. The first milestone is evidence for review.</w:t>
       </w:r>
       <w:r>
         <w:br w:type="page"/>
@@ -2859,7 +3287,25 @@
         <w:rPr>
           <w:sz w:val="20"/>
         </w:rPr>
-        <w:t>ntext, and the simulation horizon. Each engine returns the same outputs. Outputs are predicted: trajectories, uncertainty, constraint events, energy indicators, and diagnostics. One engine could be an LSTM trained on synchronized historical data. Another could be a state-space model with physical coefficients. An adapter could wrap EnergyPlus, Modelica, or a hybrid model. Teams can run one strategy through several engines. They can discuss the differences. Each model keeps its own assumptions, version, and attribution. The PoC evaluates candidates for its intended use.</w:t>
+        <w:t>ntext, and the simulation horizon.</w:t>
+        <w:br/>
+        <w:t>Each engine returns the same outputs.</w:t>
+        <w:br/>
+        <w:t xml:space="preserve">Outputs are predicted: trajectories, uncertainty, constraint events, energy indicators, and diagnostics. </w:t>
+        <w:br/>
+        <w:t xml:space="preserve">One engine could be an LSTM trained on synchronized historical data. Another could be a state-space model with physical coefficients. An adapter could wrap EnergyPlus, Modelica, or a hybrid model. Teams can run one strategy through several engines. They can discuss the differences. Each model keeps its own assumptions, version, and attribution. </w:t>
+      </w:r>
+      <w:r>
+        <w:rPr>
+          <w:sz w:val="20"/>
+        </w:rPr>
+        <w:t>My</w:t>
+      </w:r>
+      <w:r>
+        <w:rPr>
+          <w:sz w:val="20"/>
+        </w:rPr>
+        <w:t xml:space="preserve"> PoC evaluates candidates for its intended use.</w:t>
       </w:r>
     </w:p>
     <w:p>
@@ -2976,7 +3422,9 @@
         <w:rPr>
           <w:sz w:val="20"/>
         </w:rPr>
-        <w:t>- The first benchmark can compare four model families. A gray-box state-space model has interpretable time constants. It can work with less data. It may miss complex nonlinear interactions.</w:t>
+        <w:t>- The first benchmark can compare four model families.</w:t>
+        <w:br/>
+        <w:t>- A gray-box state-space model has interpretable time constants. It can work with less data. It may miss complex nonlinear interactions.</w:t>
       </w:r>
     </w:p>
     <w:p>
@@ -3006,7 +3454,22 @@
         <w:rPr>
           <w:sz w:val="20"/>
         </w:rPr>
-        <w:t>- A physics-based model in EnergyPlus or Modelica represents HVAC components and energy structure. Calibration for a unique biome can take substantial work. A hybrid model combines physical structure with learned residual behavior.</w:t>
+        <w:t>- A physics-based model in EnergyPlus or Modelica represents HVAC components and energy structure. Calibration for a unique biome can take substantial work.</w:t>
+      </w:r>
+    </w:p>
+    <w:p>
+      <w:pPr>
+        <w:pStyle w:val="Normal"/>
+        <w:spacing w:lineRule="auto" w:line="250" w:before="0" w:after="80"/>
+        <w:rPr>
+          <w:sz w:val="20"/>
+        </w:rPr>
+      </w:pPr>
+      <w:r>
+        <w:rPr>
+          <w:sz w:val="20"/>
+        </w:rPr>
+        <w:t>- A hybrid model combines physical structure with learned residual behavior.</w:t>
       </w:r>
     </w:p>
     <w:p>
@@ -3106,7 +3569,9 @@
         <w:rPr>
           <w:sz w:val="20"/>
         </w:rPr>
-        <w:t>Commercial building-automation and digital-twin platforms already provide mature capabilities for HVAC monitoring, simulation, and control. My proposal does not attempt to replace them; it applies their engineering lessons—clear interfaces, repeatable testing, documented KPIs, and validation—to the distinctive RainForest setting.</w:t>
+        <w:t xml:space="preserve">Commercial building-automation </w:t>
+        <w:tab/>
+        <w:t>and digital-twin platforms already provide mature capabilities for HVAC monitoring, simulation, and control. My proposal does not attempt to replace them; it applies their engineering lessons—clear interfaces, repeatable testing, documented KPIs, and validation—to the distinctive RainForest setting.</w:t>
       </w:r>
     </w:p>
     <w:p>
@@ -3219,7 +3684,78 @@
         </w:rPr>
         <w:t xml:space="preserve">Student learning </w:t>
         <w:tab/>
-        <w:t>is a one of the purposes of this simulator. A student creates a climate-control project. The student tests it against documented scenarios. Then the student reads the trajectories. Faculty f</w:t>
+        <w:t xml:space="preserve">is a </w:t>
+      </w:r>
+      <w:r>
+        <w:rPr>
+          <w:b/>
+          <w:bCs/>
+          <w:sz w:val="20"/>
+        </w:rPr>
+        <w:t>one</w:t>
+      </w:r>
+      <w:r>
+        <w:rPr>
+          <w:sz w:val="20"/>
+        </w:rPr>
+        <w:t xml:space="preserve"> of the purposes of this simulator.</w:t>
+      </w:r>
+    </w:p>
+    <w:p>
+      <w:pPr>
+        <w:pStyle w:val="Normal"/>
+        <w:spacing w:lineRule="auto" w:line="250" w:before="0" w:after="80"/>
+        <w:rPr>
+          <w:sz w:val="20"/>
+        </w:rPr>
+      </w:pPr>
+      <w:r>
+        <w:rPr>
+          <w:sz w:val="20"/>
+        </w:rPr>
+        <w:t>- A student creates a climate-control project.</w:t>
+      </w:r>
+    </w:p>
+    <w:p>
+      <w:pPr>
+        <w:pStyle w:val="Normal"/>
+        <w:spacing w:lineRule="auto" w:line="250" w:before="0" w:after="80"/>
+        <w:rPr>
+          <w:sz w:val="20"/>
+        </w:rPr>
+      </w:pPr>
+      <w:r>
+        <w:rPr>
+          <w:sz w:val="20"/>
+        </w:rPr>
+        <w:t xml:space="preserve">- The student tests it </w:t>
+      </w:r>
+      <w:r>
+        <w:rPr>
+          <w:b/>
+          <w:bCs/>
+          <w:sz w:val="20"/>
+        </w:rPr>
+        <w:t>against</w:t>
+      </w:r>
+      <w:r>
+        <w:rPr>
+          <w:sz w:val="20"/>
+        </w:rPr>
+        <w:t xml:space="preserve"> documented scenarios.</w:t>
+      </w:r>
+    </w:p>
+    <w:p>
+      <w:pPr>
+        <w:pStyle w:val="Normal"/>
+        <w:spacing w:lineRule="auto" w:line="250" w:before="0" w:after="80"/>
+        <w:rPr/>
+      </w:pPr>
+      <w:r>
+        <w:rPr>
+          <w:sz w:val="20"/>
+        </w:rPr>
+        <w:t>- Then the student reads the trajectories. Faculty f</w:t>
       </w:r>
       <w:r>
         <w:rPr>
@@ -3235,7 +3771,37 @@
         </w:rPr>
         <w:t xml:space="preserve">dback </w:t>
         <w:tab/>
-        <w:t xml:space="preserve">helps explain why the result changes across conditions. The student can revise the design and test again. This gives practice in experimental design and uncertainty. It also connects mathematical methods to a real environmental system. Versioned runs help students explain and reproduce their findings. Student code stays offline and separate from facility equipment. The main outcome is </w:t>
+        <w:t>helps explain why the result changes across conditions.</w:t>
+      </w:r>
+    </w:p>
+    <w:p>
+      <w:pPr>
+        <w:pStyle w:val="Normal"/>
+        <w:spacing w:lineRule="auto" w:line="250" w:before="0" w:after="80"/>
+        <w:rPr>
+          <w:sz w:val="20"/>
+        </w:rPr>
+      </w:pPr>
+      <w:r>
+        <w:rPr>
+          <w:sz w:val="20"/>
+        </w:rPr>
+        <w:t>- The student can revise the design and test again.</w:t>
+      </w:r>
+    </w:p>
+    <w:p>
+      <w:pPr>
+        <w:pStyle w:val="Normal"/>
+        <w:spacing w:lineRule="auto" w:line="250" w:before="0" w:after="80"/>
+        <w:rPr>
+          <w:sz w:val="20"/>
+        </w:rPr>
+      </w:pPr>
+      <w:r>
+        <w:rPr>
+          <w:sz w:val="20"/>
+        </w:rPr>
+        <w:t xml:space="preserve">This gives practice in experimental design and uncertainty. It also connects mathematical methods to a real environmental system. Versioned runs help students explain and reproduce their findings. The main outcome is </w:t>
         <w:tab/>
         <w:t>stronger research and engineering skill.</w:t>
       </w:r>
@@ -3323,7 +3889,55 @@
           <w:color w:val="auto"/>
           <w:sz w:val="20"/>
         </w:rPr>
-        <w:t>The platform supports research on energy use and climate conditions. Teams can ask whether two strategies give similar climate results with different energy needs. Energy-cost savings are a possible benefit.</w:t>
+        <w:t xml:space="preserve">The platform supports research on </w:t>
+      </w:r>
+      <w:r>
+        <w:rPr>
+          <w:b/>
+          <w:bCs/>
+          <w:color w:val="auto"/>
+          <w:sz w:val="20"/>
+        </w:rPr>
+        <w:t>energy use</w:t>
+      </w:r>
+      <w:r>
+        <w:rPr>
+          <w:color w:val="auto"/>
+          <w:sz w:val="20"/>
+        </w:rPr>
+        <w:t xml:space="preserve"> and climate conditions. Teams can ask whether two strategies give similar climate results with </w:t>
+      </w:r>
+      <w:r>
+        <w:rPr>
+          <w:b/>
+          <w:bCs/>
+          <w:color w:val="auto"/>
+          <w:sz w:val="20"/>
+        </w:rPr>
+        <w:t>different energy</w:t>
+      </w:r>
+      <w:r>
+        <w:rPr>
+          <w:color w:val="auto"/>
+          <w:sz w:val="20"/>
+        </w:rPr>
+        <w:t xml:space="preserve"> needs. </w:t>
+      </w:r>
+      <w:r>
+        <w:rPr>
+          <w:b/>
+          <w:bCs/>
+          <w:color w:val="auto"/>
+          <w:sz w:val="20"/>
+        </w:rPr>
+        <w:t>Energy-cost savings</w:t>
+      </w:r>
+      <w:r>
+        <w:rPr>
+          <w:color w:val="auto"/>
+          <w:sz w:val="20"/>
+        </w:rPr>
+        <w:t xml:space="preserve"> are a possible benefit.</w:t>
       </w:r>
     </w:p>
     <w:p>
@@ -3498,7 +4112,7 @@
         <w:rPr>
           <w:sz w:val="20"/>
         </w:rPr>
-        <w:t>I ask for approval to build Proof of Concept. The project needs a Biosphere 2 operations li</w:t>
+        <w:t xml:space="preserve">I ask for approval to build </w:t>
       </w:r>
       <w:r>
         <w:rPr>
@@ -3506,13 +4120,27 @@
           <w:bCs/>
           <w:sz w:val="20"/>
         </w:rPr>
+        <w:t>Proof of Concept</w:t>
+      </w:r>
+      <w:r>
+        <w:rPr>
+          <w:sz w:val="20"/>
+        </w:rPr>
+        <w:t>. The project needs a Biosphere operations li</w:t>
+      </w:r>
+      <w:r>
+        <w:rPr>
+          <w:b/>
+          <w:bCs/>
+          <w:sz w:val="20"/>
+        </w:rPr>
         <w:t>a-</w:t>
       </w:r>
       <w:r>
         <w:rPr>
           <w:sz w:val="20"/>
         </w:rPr>
-        <w:t>ison. I would lead the implementation under Dr. Ildar Gabitov's academic supervision. Researchers and Biosphere staff would help define scenarios. They would review assumptions and acceptance criteria. At the end, leadership receives the t</w:t>
+        <w:t xml:space="preserve">ison. I would lead the </w:t>
       </w:r>
       <w:r>
         <w:rPr>
@@ -3520,6 +4148,34 @@
           <w:bCs/>
           <w:sz w:val="20"/>
         </w:rPr>
+        <w:t>implementation</w:t>
+      </w:r>
+      <w:r>
+        <w:rPr>
+          <w:sz w:val="20"/>
+        </w:rPr>
+        <w:t xml:space="preserve"> under </w:t>
+      </w:r>
+      <w:r>
+        <w:rPr>
+          <w:b/>
+          <w:bCs/>
+          <w:sz w:val="20"/>
+        </w:rPr>
+        <w:t>Dr. Ildar Gabitov's</w:t>
+      </w:r>
+      <w:r>
+        <w:rPr>
+          <w:sz w:val="20"/>
+        </w:rPr>
+        <w:t xml:space="preserve"> academic supervision. Researchers and Biosphere staff would help define scenarios. They would review assumptions and acceptance criteria. At the end, leadership receives the t</w:t>
+      </w:r>
+      <w:r>
+        <w:rPr>
+          <w:b/>
+          <w:bCs/>
+          <w:sz w:val="20"/>
+        </w:rPr>
         <w:t>e</w:t>
       </w:r>
       <w:r>
@@ -3540,7 +4196,7 @@
         <w:rPr>
           <w:sz w:val="20"/>
         </w:rPr>
-        <w:t xml:space="preserve">, model benchmark, validation evidence and Energy-cost savings. This request includes no equipment connection. The PoC </w:t>
+        <w:t xml:space="preserve">, model benchmark, validation evidence and </w:t>
       </w:r>
       <w:r>
         <w:rPr>
@@ -3548,13 +4204,41 @@
           <w:bCs/>
           <w:sz w:val="20"/>
         </w:rPr>
+        <w:t>Energy-cost savings</w:t>
+      </w:r>
+      <w:r>
+        <w:rPr>
+          <w:sz w:val="20"/>
+        </w:rPr>
+        <w:t xml:space="preserve">. This request includes no equipment connection. The PoC </w:t>
+      </w:r>
+      <w:r>
+        <w:rPr>
+          <w:b/>
+          <w:bCs/>
+          <w:sz w:val="20"/>
+        </w:rPr>
         <w:t>supports</w:t>
       </w:r>
       <w:r>
         <w:rPr>
           <w:sz w:val="20"/>
         </w:rPr>
-        <w:t xml:space="preserve"> existing climate-control research. It also gives students one shared place to test and improve their projects.</w:t>
+        <w:t xml:space="preserve"> existing climate-control research. It also gives </w:t>
+      </w:r>
+      <w:r>
+        <w:rPr>
+          <w:b/>
+          <w:bCs/>
+          <w:sz w:val="20"/>
+        </w:rPr>
+        <w:t>students</w:t>
+      </w:r>
+      <w:r>
+        <w:rPr>
+          <w:sz w:val="20"/>
+        </w:rPr>
+        <w:t xml:space="preserve"> one shared place to test and improve their projects.</w:t>
       </w:r>
       <w:r>
         <w:br w:type="page"/>
@@ -4154,7 +4838,7 @@
       </w:pPr>
       <w:r>
         <w:rPr/>
-        <w:t>The threshold depends on the decision. A model may help rank strategies before it is accurate enough for a field trial. The PoC will report error by channel, horizon, season, and operating region. It will also show when uncertainty grows outside the training data. Biosphere 2 operations should approve the threshold for each use case.</w:t>
+        <w:t>The threshold depends on the decision. A model may help rank strategies before it is accurate enough for a field trial. The PoC will report error by channel, horizon, season, and operating region. It will also show when uncertainty grows outside the training data. Biosphere operations should approve the threshold for each use case.</w:t>
       </w:r>
     </w:p>
     <w:p>
